--- a/05_Schleifen/Übungen/02_for/Primfaktoren/Primfaktoren.docx
+++ b/05_Schleifen/Übungen/02_for/Primfaktoren/Primfaktoren.docx
@@ -25,7 +25,6 @@
           <w:numId w:val="15"/>
         </w:numPr>
       </w:pPr>
-      <w:proofErr w:type="spellStart"/>
       <w:r>
         <w:rPr>
           <w:rFonts w:ascii="Courier New" w:hAnsi="Courier New" w:cs="Courier New"/>
@@ -38,7 +37,6 @@
         </w:rPr>
         <w:t>or</w:t>
       </w:r>
-      <w:proofErr w:type="spellEnd"/>
       <w:r>
         <w:t xml:space="preserve"> (</w:t>
       </w:r>
@@ -109,77 +107,13 @@
       <w:r>
         <w:br/>
       </w:r>
-      <w:proofErr w:type="spellStart"/>
-      <w:r>
-        <w:rPr>
-          <w:rFonts w:ascii="Courier New" w:hAnsi="Courier New" w:cs="Courier New"/>
-          <w:sz w:val="16"/>
-          <w:szCs w:val="16"/>
-        </w:rPr>
-        <w:t>Please</w:t>
-      </w:r>
-      <w:proofErr w:type="spellEnd"/>
-      <w:r>
-        <w:rPr>
-          <w:rFonts w:ascii="Courier New" w:hAnsi="Courier New" w:cs="Courier New"/>
-          <w:sz w:val="16"/>
-          <w:szCs w:val="16"/>
-        </w:rPr>
-        <w:t xml:space="preserve"> </w:t>
-      </w:r>
-      <w:proofErr w:type="spellStart"/>
-      <w:r>
-        <w:rPr>
-          <w:rFonts w:ascii="Courier New" w:hAnsi="Courier New" w:cs="Courier New"/>
-          <w:sz w:val="16"/>
-          <w:szCs w:val="16"/>
-        </w:rPr>
-        <w:t>enter</w:t>
-      </w:r>
-      <w:proofErr w:type="spellEnd"/>
-      <w:r>
-        <w:rPr>
-          <w:rFonts w:ascii="Courier New" w:hAnsi="Courier New" w:cs="Courier New"/>
-          <w:sz w:val="16"/>
-          <w:szCs w:val="16"/>
-        </w:rPr>
-        <w:t xml:space="preserve"> </w:t>
-      </w:r>
-      <w:proofErr w:type="spellStart"/>
-      <w:r>
-        <w:rPr>
-          <w:rFonts w:ascii="Courier New" w:hAnsi="Courier New" w:cs="Courier New"/>
-          <w:sz w:val="16"/>
-          <w:szCs w:val="16"/>
-        </w:rPr>
-        <w:t>number</w:t>
-      </w:r>
-      <w:proofErr w:type="spellEnd"/>
-      <w:r>
-        <w:rPr>
-          <w:rFonts w:ascii="Courier New" w:hAnsi="Courier New" w:cs="Courier New"/>
-          <w:sz w:val="16"/>
-          <w:szCs w:val="16"/>
-        </w:rPr>
-        <w:t xml:space="preserve"> [</w:t>
-      </w:r>
-      <w:proofErr w:type="gramStart"/>
-      <w:r>
-        <w:rPr>
-          <w:rFonts w:ascii="Courier New" w:hAnsi="Courier New" w:cs="Courier New"/>
-          <w:sz w:val="16"/>
-          <w:szCs w:val="16"/>
-        </w:rPr>
-        <w:t>1..</w:t>
-      </w:r>
-      <w:proofErr w:type="gramEnd"/>
-      <w:r>
-        <w:rPr>
-          <w:rFonts w:ascii="Courier New" w:hAnsi="Courier New" w:cs="Courier New"/>
-          <w:sz w:val="16"/>
-          <w:szCs w:val="16"/>
-        </w:rPr>
-        <w:t>]: 1</w:t>
+      <w:r>
+        <w:rPr>
+          <w:rFonts w:ascii="Courier New" w:hAnsi="Courier New" w:cs="Courier New"/>
+          <w:sz w:val="16"/>
+          <w:szCs w:val="16"/>
+        </w:rPr>
+        <w:t>Please enter number [1..]: 1</w:t>
       </w:r>
     </w:p>
     <w:p>
@@ -219,77 +153,13 @@
           <w:szCs w:val="16"/>
         </w:rPr>
       </w:pPr>
-      <w:proofErr w:type="spellStart"/>
-      <w:r>
-        <w:rPr>
-          <w:rFonts w:ascii="Courier New" w:hAnsi="Courier New" w:cs="Courier New"/>
-          <w:sz w:val="16"/>
-          <w:szCs w:val="16"/>
-        </w:rPr>
-        <w:t>Please</w:t>
-      </w:r>
-      <w:proofErr w:type="spellEnd"/>
-      <w:r>
-        <w:rPr>
-          <w:rFonts w:ascii="Courier New" w:hAnsi="Courier New" w:cs="Courier New"/>
-          <w:sz w:val="16"/>
-          <w:szCs w:val="16"/>
-        </w:rPr>
-        <w:t xml:space="preserve"> </w:t>
-      </w:r>
-      <w:proofErr w:type="spellStart"/>
-      <w:r>
-        <w:rPr>
-          <w:rFonts w:ascii="Courier New" w:hAnsi="Courier New" w:cs="Courier New"/>
-          <w:sz w:val="16"/>
-          <w:szCs w:val="16"/>
-        </w:rPr>
-        <w:t>enter</w:t>
-      </w:r>
-      <w:proofErr w:type="spellEnd"/>
-      <w:r>
-        <w:rPr>
-          <w:rFonts w:ascii="Courier New" w:hAnsi="Courier New" w:cs="Courier New"/>
-          <w:sz w:val="16"/>
-          <w:szCs w:val="16"/>
-        </w:rPr>
-        <w:t xml:space="preserve"> </w:t>
-      </w:r>
-      <w:proofErr w:type="spellStart"/>
-      <w:r>
-        <w:rPr>
-          <w:rFonts w:ascii="Courier New" w:hAnsi="Courier New" w:cs="Courier New"/>
-          <w:sz w:val="16"/>
-          <w:szCs w:val="16"/>
-        </w:rPr>
-        <w:t>number</w:t>
-      </w:r>
-      <w:proofErr w:type="spellEnd"/>
-      <w:r>
-        <w:rPr>
-          <w:rFonts w:ascii="Courier New" w:hAnsi="Courier New" w:cs="Courier New"/>
-          <w:sz w:val="16"/>
-          <w:szCs w:val="16"/>
-        </w:rPr>
-        <w:t xml:space="preserve"> [</w:t>
-      </w:r>
-      <w:proofErr w:type="gramStart"/>
-      <w:r>
-        <w:rPr>
-          <w:rFonts w:ascii="Courier New" w:hAnsi="Courier New" w:cs="Courier New"/>
-          <w:sz w:val="16"/>
-          <w:szCs w:val="16"/>
-        </w:rPr>
-        <w:t>1..</w:t>
-      </w:r>
-      <w:proofErr w:type="gramEnd"/>
-      <w:r>
-        <w:rPr>
-          <w:rFonts w:ascii="Courier New" w:hAnsi="Courier New" w:cs="Courier New"/>
-          <w:sz w:val="16"/>
-          <w:szCs w:val="16"/>
-        </w:rPr>
-        <w:t>]: 13</w:t>
+      <w:r>
+        <w:rPr>
+          <w:rFonts w:ascii="Courier New" w:hAnsi="Courier New" w:cs="Courier New"/>
+          <w:sz w:val="16"/>
+          <w:szCs w:val="16"/>
+        </w:rPr>
+        <w:t>Please enter number [1..]: 13</w:t>
       </w:r>
     </w:p>
     <w:p>
@@ -329,77 +199,13 @@
           <w:szCs w:val="16"/>
         </w:rPr>
       </w:pPr>
-      <w:proofErr w:type="spellStart"/>
-      <w:r>
-        <w:rPr>
-          <w:rFonts w:ascii="Courier New" w:hAnsi="Courier New" w:cs="Courier New"/>
-          <w:sz w:val="16"/>
-          <w:szCs w:val="16"/>
-        </w:rPr>
-        <w:t>Please</w:t>
-      </w:r>
-      <w:proofErr w:type="spellEnd"/>
-      <w:r>
-        <w:rPr>
-          <w:rFonts w:ascii="Courier New" w:hAnsi="Courier New" w:cs="Courier New"/>
-          <w:sz w:val="16"/>
-          <w:szCs w:val="16"/>
-        </w:rPr>
-        <w:t xml:space="preserve"> </w:t>
-      </w:r>
-      <w:proofErr w:type="spellStart"/>
-      <w:r>
-        <w:rPr>
-          <w:rFonts w:ascii="Courier New" w:hAnsi="Courier New" w:cs="Courier New"/>
-          <w:sz w:val="16"/>
-          <w:szCs w:val="16"/>
-        </w:rPr>
-        <w:t>enter</w:t>
-      </w:r>
-      <w:proofErr w:type="spellEnd"/>
-      <w:r>
-        <w:rPr>
-          <w:rFonts w:ascii="Courier New" w:hAnsi="Courier New" w:cs="Courier New"/>
-          <w:sz w:val="16"/>
-          <w:szCs w:val="16"/>
-        </w:rPr>
-        <w:t xml:space="preserve"> </w:t>
-      </w:r>
-      <w:proofErr w:type="spellStart"/>
-      <w:r>
-        <w:rPr>
-          <w:rFonts w:ascii="Courier New" w:hAnsi="Courier New" w:cs="Courier New"/>
-          <w:sz w:val="16"/>
-          <w:szCs w:val="16"/>
-        </w:rPr>
-        <w:t>number</w:t>
-      </w:r>
-      <w:proofErr w:type="spellEnd"/>
-      <w:r>
-        <w:rPr>
-          <w:rFonts w:ascii="Courier New" w:hAnsi="Courier New" w:cs="Courier New"/>
-          <w:sz w:val="16"/>
-          <w:szCs w:val="16"/>
-        </w:rPr>
-        <w:t xml:space="preserve"> [</w:t>
-      </w:r>
-      <w:proofErr w:type="gramStart"/>
-      <w:r>
-        <w:rPr>
-          <w:rFonts w:ascii="Courier New" w:hAnsi="Courier New" w:cs="Courier New"/>
-          <w:sz w:val="16"/>
-          <w:szCs w:val="16"/>
-        </w:rPr>
-        <w:t>1..</w:t>
-      </w:r>
-      <w:proofErr w:type="gramEnd"/>
-      <w:r>
-        <w:rPr>
-          <w:rFonts w:ascii="Courier New" w:hAnsi="Courier New" w:cs="Courier New"/>
-          <w:sz w:val="16"/>
-          <w:szCs w:val="16"/>
-        </w:rPr>
-        <w:t>]: 256</w:t>
+      <w:r>
+        <w:rPr>
+          <w:rFonts w:ascii="Courier New" w:hAnsi="Courier New" w:cs="Courier New"/>
+          <w:sz w:val="16"/>
+          <w:szCs w:val="16"/>
+        </w:rPr>
+        <w:t>Please enter number [1..]: 256</w:t>
       </w:r>
     </w:p>
     <w:p>
@@ -565,77 +371,13 @@
           <w:szCs w:val="16"/>
         </w:rPr>
       </w:pPr>
-      <w:proofErr w:type="spellStart"/>
-      <w:r>
-        <w:rPr>
-          <w:rFonts w:ascii="Courier New" w:hAnsi="Courier New" w:cs="Courier New"/>
-          <w:sz w:val="16"/>
-          <w:szCs w:val="16"/>
-        </w:rPr>
-        <w:t>Please</w:t>
-      </w:r>
-      <w:proofErr w:type="spellEnd"/>
-      <w:r>
-        <w:rPr>
-          <w:rFonts w:ascii="Courier New" w:hAnsi="Courier New" w:cs="Courier New"/>
-          <w:sz w:val="16"/>
-          <w:szCs w:val="16"/>
-        </w:rPr>
-        <w:t xml:space="preserve"> </w:t>
-      </w:r>
-      <w:proofErr w:type="spellStart"/>
-      <w:r>
-        <w:rPr>
-          <w:rFonts w:ascii="Courier New" w:hAnsi="Courier New" w:cs="Courier New"/>
-          <w:sz w:val="16"/>
-          <w:szCs w:val="16"/>
-        </w:rPr>
-        <w:t>enter</w:t>
-      </w:r>
-      <w:proofErr w:type="spellEnd"/>
-      <w:r>
-        <w:rPr>
-          <w:rFonts w:ascii="Courier New" w:hAnsi="Courier New" w:cs="Courier New"/>
-          <w:sz w:val="16"/>
-          <w:szCs w:val="16"/>
-        </w:rPr>
-        <w:t xml:space="preserve"> </w:t>
-      </w:r>
-      <w:proofErr w:type="spellStart"/>
-      <w:r>
-        <w:rPr>
-          <w:rFonts w:ascii="Courier New" w:hAnsi="Courier New" w:cs="Courier New"/>
-          <w:sz w:val="16"/>
-          <w:szCs w:val="16"/>
-        </w:rPr>
-        <w:t>number</w:t>
-      </w:r>
-      <w:proofErr w:type="spellEnd"/>
-      <w:r>
-        <w:rPr>
-          <w:rFonts w:ascii="Courier New" w:hAnsi="Courier New" w:cs="Courier New"/>
-          <w:sz w:val="16"/>
-          <w:szCs w:val="16"/>
-        </w:rPr>
-        <w:t xml:space="preserve"> [</w:t>
-      </w:r>
-      <w:proofErr w:type="gramStart"/>
-      <w:r>
-        <w:rPr>
-          <w:rFonts w:ascii="Courier New" w:hAnsi="Courier New" w:cs="Courier New"/>
-          <w:sz w:val="16"/>
-          <w:szCs w:val="16"/>
-        </w:rPr>
-        <w:t>1..</w:t>
-      </w:r>
-      <w:proofErr w:type="gramEnd"/>
-      <w:r>
-        <w:rPr>
-          <w:rFonts w:ascii="Courier New" w:hAnsi="Courier New" w:cs="Courier New"/>
-          <w:sz w:val="16"/>
-          <w:szCs w:val="16"/>
-        </w:rPr>
-        <w:t>]: 1000</w:t>
+      <w:r>
+        <w:rPr>
+          <w:rFonts w:ascii="Courier New" w:hAnsi="Courier New" w:cs="Courier New"/>
+          <w:sz w:val="16"/>
+          <w:szCs w:val="16"/>
+        </w:rPr>
+        <w:t>Please enter number [1..]: 1000</w:t>
       </w:r>
     </w:p>
     <w:p>
@@ -769,7 +511,13 @@
         <w:t>Optimiere</w:t>
       </w:r>
       <w:r>
-        <w:t xml:space="preserve"> das Programm. Es müssen z.B. nicht alle vielfachen von 2 geprüft werden.</w:t>
+        <w:t xml:space="preserve"> das Programm. Es müssen z.B. nicht alle </w:t>
+      </w:r>
+      <w:r>
+        <w:t>V</w:t>
+      </w:r>
+      <w:r>
+        <w:t>ielfachen von 2 geprüft werden.</w:t>
       </w:r>
     </w:p>
     <w:sectPr>

--- a/05_Schleifen/Übungen/02_for/Primfaktoren/Primfaktoren.docx
+++ b/05_Schleifen/Übungen/02_for/Primfaktoren/Primfaktoren.docx
@@ -25,6 +25,7 @@
           <w:numId w:val="15"/>
         </w:numPr>
       </w:pPr>
+      <w:proofErr w:type="spellStart"/>
       <w:r>
         <w:rPr>
           <w:rFonts w:ascii="Courier New" w:hAnsi="Courier New" w:cs="Courier New"/>
@@ -37,6 +38,7 @@
         </w:rPr>
         <w:t>or</w:t>
       </w:r>
+      <w:proofErr w:type="spellEnd"/>
       <w:r>
         <w:t xml:space="preserve"> (</w:t>
       </w:r>
@@ -107,13 +109,77 @@
       <w:r>
         <w:br/>
       </w:r>
-      <w:r>
-        <w:rPr>
-          <w:rFonts w:ascii="Courier New" w:hAnsi="Courier New" w:cs="Courier New"/>
-          <w:sz w:val="16"/>
-          <w:szCs w:val="16"/>
-        </w:rPr>
-        <w:t>Please enter number [1..]: 1</w:t>
+      <w:proofErr w:type="spellStart"/>
+      <w:r>
+        <w:rPr>
+          <w:rFonts w:ascii="Courier New" w:hAnsi="Courier New" w:cs="Courier New"/>
+          <w:sz w:val="16"/>
+          <w:szCs w:val="16"/>
+        </w:rPr>
+        <w:t>Please</w:t>
+      </w:r>
+      <w:proofErr w:type="spellEnd"/>
+      <w:r>
+        <w:rPr>
+          <w:rFonts w:ascii="Courier New" w:hAnsi="Courier New" w:cs="Courier New"/>
+          <w:sz w:val="16"/>
+          <w:szCs w:val="16"/>
+        </w:rPr>
+        <w:t xml:space="preserve"> </w:t>
+      </w:r>
+      <w:proofErr w:type="spellStart"/>
+      <w:r>
+        <w:rPr>
+          <w:rFonts w:ascii="Courier New" w:hAnsi="Courier New" w:cs="Courier New"/>
+          <w:sz w:val="16"/>
+          <w:szCs w:val="16"/>
+        </w:rPr>
+        <w:t>enter</w:t>
+      </w:r>
+      <w:proofErr w:type="spellEnd"/>
+      <w:r>
+        <w:rPr>
+          <w:rFonts w:ascii="Courier New" w:hAnsi="Courier New" w:cs="Courier New"/>
+          <w:sz w:val="16"/>
+          <w:szCs w:val="16"/>
+        </w:rPr>
+        <w:t xml:space="preserve"> </w:t>
+      </w:r>
+      <w:proofErr w:type="spellStart"/>
+      <w:r>
+        <w:rPr>
+          <w:rFonts w:ascii="Courier New" w:hAnsi="Courier New" w:cs="Courier New"/>
+          <w:sz w:val="16"/>
+          <w:szCs w:val="16"/>
+        </w:rPr>
+        <w:t>number</w:t>
+      </w:r>
+      <w:proofErr w:type="spellEnd"/>
+      <w:r>
+        <w:rPr>
+          <w:rFonts w:ascii="Courier New" w:hAnsi="Courier New" w:cs="Courier New"/>
+          <w:sz w:val="16"/>
+          <w:szCs w:val="16"/>
+        </w:rPr>
+        <w:t xml:space="preserve"> [</w:t>
+      </w:r>
+      <w:proofErr w:type="gramStart"/>
+      <w:r>
+        <w:rPr>
+          <w:rFonts w:ascii="Courier New" w:hAnsi="Courier New" w:cs="Courier New"/>
+          <w:sz w:val="16"/>
+          <w:szCs w:val="16"/>
+        </w:rPr>
+        <w:t>1..</w:t>
+      </w:r>
+      <w:proofErr w:type="gramEnd"/>
+      <w:r>
+        <w:rPr>
+          <w:rFonts w:ascii="Courier New" w:hAnsi="Courier New" w:cs="Courier New"/>
+          <w:sz w:val="16"/>
+          <w:szCs w:val="16"/>
+        </w:rPr>
+        <w:t>]: 1</w:t>
       </w:r>
     </w:p>
     <w:p>
@@ -153,13 +219,77 @@
           <w:szCs w:val="16"/>
         </w:rPr>
       </w:pPr>
-      <w:r>
-        <w:rPr>
-          <w:rFonts w:ascii="Courier New" w:hAnsi="Courier New" w:cs="Courier New"/>
-          <w:sz w:val="16"/>
-          <w:szCs w:val="16"/>
-        </w:rPr>
-        <w:t>Please enter number [1..]: 13</w:t>
+      <w:proofErr w:type="spellStart"/>
+      <w:r>
+        <w:rPr>
+          <w:rFonts w:ascii="Courier New" w:hAnsi="Courier New" w:cs="Courier New"/>
+          <w:sz w:val="16"/>
+          <w:szCs w:val="16"/>
+        </w:rPr>
+        <w:t>Please</w:t>
+      </w:r>
+      <w:proofErr w:type="spellEnd"/>
+      <w:r>
+        <w:rPr>
+          <w:rFonts w:ascii="Courier New" w:hAnsi="Courier New" w:cs="Courier New"/>
+          <w:sz w:val="16"/>
+          <w:szCs w:val="16"/>
+        </w:rPr>
+        <w:t xml:space="preserve"> </w:t>
+      </w:r>
+      <w:proofErr w:type="spellStart"/>
+      <w:r>
+        <w:rPr>
+          <w:rFonts w:ascii="Courier New" w:hAnsi="Courier New" w:cs="Courier New"/>
+          <w:sz w:val="16"/>
+          <w:szCs w:val="16"/>
+        </w:rPr>
+        <w:t>enter</w:t>
+      </w:r>
+      <w:proofErr w:type="spellEnd"/>
+      <w:r>
+        <w:rPr>
+          <w:rFonts w:ascii="Courier New" w:hAnsi="Courier New" w:cs="Courier New"/>
+          <w:sz w:val="16"/>
+          <w:szCs w:val="16"/>
+        </w:rPr>
+        <w:t xml:space="preserve"> </w:t>
+      </w:r>
+      <w:proofErr w:type="spellStart"/>
+      <w:r>
+        <w:rPr>
+          <w:rFonts w:ascii="Courier New" w:hAnsi="Courier New" w:cs="Courier New"/>
+          <w:sz w:val="16"/>
+          <w:szCs w:val="16"/>
+        </w:rPr>
+        <w:t>number</w:t>
+      </w:r>
+      <w:proofErr w:type="spellEnd"/>
+      <w:r>
+        <w:rPr>
+          <w:rFonts w:ascii="Courier New" w:hAnsi="Courier New" w:cs="Courier New"/>
+          <w:sz w:val="16"/>
+          <w:szCs w:val="16"/>
+        </w:rPr>
+        <w:t xml:space="preserve"> [</w:t>
+      </w:r>
+      <w:proofErr w:type="gramStart"/>
+      <w:r>
+        <w:rPr>
+          <w:rFonts w:ascii="Courier New" w:hAnsi="Courier New" w:cs="Courier New"/>
+          <w:sz w:val="16"/>
+          <w:szCs w:val="16"/>
+        </w:rPr>
+        <w:t>1..</w:t>
+      </w:r>
+      <w:proofErr w:type="gramEnd"/>
+      <w:r>
+        <w:rPr>
+          <w:rFonts w:ascii="Courier New" w:hAnsi="Courier New" w:cs="Courier New"/>
+          <w:sz w:val="16"/>
+          <w:szCs w:val="16"/>
+        </w:rPr>
+        <w:t>]: 13</w:t>
       </w:r>
     </w:p>
     <w:p>
@@ -199,13 +329,77 @@
           <w:szCs w:val="16"/>
         </w:rPr>
       </w:pPr>
-      <w:r>
-        <w:rPr>
-          <w:rFonts w:ascii="Courier New" w:hAnsi="Courier New" w:cs="Courier New"/>
-          <w:sz w:val="16"/>
-          <w:szCs w:val="16"/>
-        </w:rPr>
-        <w:t>Please enter number [1..]: 256</w:t>
+      <w:proofErr w:type="spellStart"/>
+      <w:r>
+        <w:rPr>
+          <w:rFonts w:ascii="Courier New" w:hAnsi="Courier New" w:cs="Courier New"/>
+          <w:sz w:val="16"/>
+          <w:szCs w:val="16"/>
+        </w:rPr>
+        <w:t>Please</w:t>
+      </w:r>
+      <w:proofErr w:type="spellEnd"/>
+      <w:r>
+        <w:rPr>
+          <w:rFonts w:ascii="Courier New" w:hAnsi="Courier New" w:cs="Courier New"/>
+          <w:sz w:val="16"/>
+          <w:szCs w:val="16"/>
+        </w:rPr>
+        <w:t xml:space="preserve"> </w:t>
+      </w:r>
+      <w:proofErr w:type="spellStart"/>
+      <w:r>
+        <w:rPr>
+          <w:rFonts w:ascii="Courier New" w:hAnsi="Courier New" w:cs="Courier New"/>
+          <w:sz w:val="16"/>
+          <w:szCs w:val="16"/>
+        </w:rPr>
+        <w:t>enter</w:t>
+      </w:r>
+      <w:proofErr w:type="spellEnd"/>
+      <w:r>
+        <w:rPr>
+          <w:rFonts w:ascii="Courier New" w:hAnsi="Courier New" w:cs="Courier New"/>
+          <w:sz w:val="16"/>
+          <w:szCs w:val="16"/>
+        </w:rPr>
+        <w:t xml:space="preserve"> </w:t>
+      </w:r>
+      <w:proofErr w:type="spellStart"/>
+      <w:r>
+        <w:rPr>
+          <w:rFonts w:ascii="Courier New" w:hAnsi="Courier New" w:cs="Courier New"/>
+          <w:sz w:val="16"/>
+          <w:szCs w:val="16"/>
+        </w:rPr>
+        <w:t>number</w:t>
+      </w:r>
+      <w:proofErr w:type="spellEnd"/>
+      <w:r>
+        <w:rPr>
+          <w:rFonts w:ascii="Courier New" w:hAnsi="Courier New" w:cs="Courier New"/>
+          <w:sz w:val="16"/>
+          <w:szCs w:val="16"/>
+        </w:rPr>
+        <w:t xml:space="preserve"> [</w:t>
+      </w:r>
+      <w:proofErr w:type="gramStart"/>
+      <w:r>
+        <w:rPr>
+          <w:rFonts w:ascii="Courier New" w:hAnsi="Courier New" w:cs="Courier New"/>
+          <w:sz w:val="16"/>
+          <w:szCs w:val="16"/>
+        </w:rPr>
+        <w:t>1..</w:t>
+      </w:r>
+      <w:proofErr w:type="gramEnd"/>
+      <w:r>
+        <w:rPr>
+          <w:rFonts w:ascii="Courier New" w:hAnsi="Courier New" w:cs="Courier New"/>
+          <w:sz w:val="16"/>
+          <w:szCs w:val="16"/>
+        </w:rPr>
+        <w:t>]: 256</w:t>
       </w:r>
     </w:p>
     <w:p>
@@ -371,13 +565,77 @@
           <w:szCs w:val="16"/>
         </w:rPr>
       </w:pPr>
-      <w:r>
-        <w:rPr>
-          <w:rFonts w:ascii="Courier New" w:hAnsi="Courier New" w:cs="Courier New"/>
-          <w:sz w:val="16"/>
-          <w:szCs w:val="16"/>
-        </w:rPr>
-        <w:t>Please enter number [1..]: 1000</w:t>
+      <w:proofErr w:type="spellStart"/>
+      <w:r>
+        <w:rPr>
+          <w:rFonts w:ascii="Courier New" w:hAnsi="Courier New" w:cs="Courier New"/>
+          <w:sz w:val="16"/>
+          <w:szCs w:val="16"/>
+        </w:rPr>
+        <w:t>Please</w:t>
+      </w:r>
+      <w:proofErr w:type="spellEnd"/>
+      <w:r>
+        <w:rPr>
+          <w:rFonts w:ascii="Courier New" w:hAnsi="Courier New" w:cs="Courier New"/>
+          <w:sz w:val="16"/>
+          <w:szCs w:val="16"/>
+        </w:rPr>
+        <w:t xml:space="preserve"> </w:t>
+      </w:r>
+      <w:proofErr w:type="spellStart"/>
+      <w:r>
+        <w:rPr>
+          <w:rFonts w:ascii="Courier New" w:hAnsi="Courier New" w:cs="Courier New"/>
+          <w:sz w:val="16"/>
+          <w:szCs w:val="16"/>
+        </w:rPr>
+        <w:t>enter</w:t>
+      </w:r>
+      <w:proofErr w:type="spellEnd"/>
+      <w:r>
+        <w:rPr>
+          <w:rFonts w:ascii="Courier New" w:hAnsi="Courier New" w:cs="Courier New"/>
+          <w:sz w:val="16"/>
+          <w:szCs w:val="16"/>
+        </w:rPr>
+        <w:t xml:space="preserve"> </w:t>
+      </w:r>
+      <w:proofErr w:type="spellStart"/>
+      <w:r>
+        <w:rPr>
+          <w:rFonts w:ascii="Courier New" w:hAnsi="Courier New" w:cs="Courier New"/>
+          <w:sz w:val="16"/>
+          <w:szCs w:val="16"/>
+        </w:rPr>
+        <w:t>number</w:t>
+      </w:r>
+      <w:proofErr w:type="spellEnd"/>
+      <w:r>
+        <w:rPr>
+          <w:rFonts w:ascii="Courier New" w:hAnsi="Courier New" w:cs="Courier New"/>
+          <w:sz w:val="16"/>
+          <w:szCs w:val="16"/>
+        </w:rPr>
+        <w:t xml:space="preserve"> [</w:t>
+      </w:r>
+      <w:proofErr w:type="gramStart"/>
+      <w:r>
+        <w:rPr>
+          <w:rFonts w:ascii="Courier New" w:hAnsi="Courier New" w:cs="Courier New"/>
+          <w:sz w:val="16"/>
+          <w:szCs w:val="16"/>
+        </w:rPr>
+        <w:t>1..</w:t>
+      </w:r>
+      <w:proofErr w:type="gramEnd"/>
+      <w:r>
+        <w:rPr>
+          <w:rFonts w:ascii="Courier New" w:hAnsi="Courier New" w:cs="Courier New"/>
+          <w:sz w:val="16"/>
+          <w:szCs w:val="16"/>
+        </w:rPr>
+        <w:t>]: 1000</w:t>
       </w:r>
     </w:p>
     <w:p>
@@ -503,7 +761,7 @@
         <w:pStyle w:val="berschrift2"/>
       </w:pPr>
       <w:r>
-        <w:t>Aufgabenstellung</w:t>
+        <w:t>Zusatzaufgaben</w:t>
       </w:r>
     </w:p>
     <w:p>
